--- a/Practicas/finiquito Conesa.docx
+++ b/Practicas/finiquito Conesa.docx
@@ -6,213 +6,747 @@
       <w:pPr>
         <w:jc w:val="right"/>
         <w:rPr>
+          <w:sz w:val="24"/>
+          <w:szCs w:val="24"/>
           <w:lang w:val="es-ES"/>
         </w:rPr>
       </w:pPr>
       <w:r>
         <w:rPr>
+          <w:b/>
+          <w:bCs/>
+          <w:noProof/>
+          <w:sz w:val="24"/>
+          <w:szCs w:val="24"/>
+        </w:rPr>
+        <w:drawing>
+          <wp:anchor distT="0" distB="0" distL="114300" distR="114300" simplePos="0" relativeHeight="251658240" behindDoc="0" locked="0" layoutInCell="1" allowOverlap="1" wp14:anchorId="422696D5" wp14:editId="2F190F5F">
+            <wp:simplePos x="0" y="0"/>
+            <wp:positionH relativeFrom="margin">
+              <wp:align>left</wp:align>
+            </wp:positionH>
+            <wp:positionV relativeFrom="margin">
+              <wp:posOffset>-322514</wp:posOffset>
+            </wp:positionV>
+            <wp:extent cx="2809036" cy="710999"/>
+            <wp:effectExtent l="0" t="0" r="0" b="0"/>
+            <wp:wrapSquare wrapText="bothSides"/>
+            <wp:docPr id="260431722" name="Imagen 1"/>
+            <wp:cNvGraphicFramePr>
+              <a:graphicFrameLocks xmlns:a="http://schemas.openxmlformats.org/drawingml/2006/main" noChangeAspect="1"/>
+            </wp:cNvGraphicFramePr>
+            <a:graphic xmlns:a="http://schemas.openxmlformats.org/drawingml/2006/main">
+              <a:graphicData uri="http://schemas.openxmlformats.org/drawingml/2006/picture">
+                <pic:pic xmlns:pic="http://schemas.openxmlformats.org/drawingml/2006/picture">
+                  <pic:nvPicPr>
+                    <pic:cNvPr id="0" name="Picture 1"/>
+                    <pic:cNvPicPr>
+                      <a:picLocks noChangeAspect="1" noChangeArrowheads="1"/>
+                    </pic:cNvPicPr>
+                  </pic:nvPicPr>
+                  <pic:blipFill>
+                    <a:blip r:embed="rId4" cstate="print">
+                      <a:extLst>
+                        <a:ext uri="{28A0092B-C50C-407E-A947-70E740481C1C}">
+                          <a14:useLocalDpi xmlns:a14="http://schemas.microsoft.com/office/drawing/2010/main" val="0"/>
+                        </a:ext>
+                      </a:extLst>
+                    </a:blip>
+                    <a:srcRect/>
+                    <a:stretch>
+                      <a:fillRect/>
+                    </a:stretch>
+                  </pic:blipFill>
+                  <pic:spPr bwMode="auto">
+                    <a:xfrm>
+                      <a:off x="0" y="0"/>
+                      <a:ext cx="2809036" cy="710999"/>
+                    </a:xfrm>
+                    <a:prstGeom prst="rect">
+                      <a:avLst/>
+                    </a:prstGeom>
+                    <a:noFill/>
+                    <a:ln>
+                      <a:noFill/>
+                    </a:ln>
+                  </pic:spPr>
+                </pic:pic>
+              </a:graphicData>
+            </a:graphic>
+          </wp:anchor>
+        </w:drawing>
+      </w:r>
+    </w:p>
+    <w:p>
+      <w:pPr>
+        <w:jc w:val="right"/>
+        <w:rPr>
+          <w:sz w:val="24"/>
+          <w:szCs w:val="24"/>
           <w:lang w:val="es-ES"/>
         </w:rPr>
+      </w:pPr>
+    </w:p>
+    <w:p>
+      <w:pPr>
+        <w:jc w:val="right"/>
+        <w:rPr>
+          <w:b/>
+          <w:bCs/>
+          <w:sz w:val="24"/>
+          <w:szCs w:val="24"/>
+          <w:lang w:val="es-ES"/>
+        </w:rPr>
+      </w:pPr>
+      <w:proofErr w:type="spellStart"/>
+      <w:r>
+        <w:rPr>
+          <w:b/>
+          <w:bCs/>
+          <w:sz w:val="24"/>
+          <w:szCs w:val="24"/>
+          <w:lang w:val="es-ES"/>
+        </w:rPr>
+        <w:t>Chichig</w:t>
+      </w:r>
+      <w:r>
+        <w:rPr>
+          <w:b/>
+          <w:bCs/>
+          <w:sz w:val="24"/>
+          <w:szCs w:val="24"/>
+          <w:lang w:val="es-ES"/>
+        </w:rPr>
+        <w:t>u</w:t>
+      </w:r>
+      <w:r>
+        <w:rPr>
+          <w:b/>
+          <w:bCs/>
+          <w:sz w:val="24"/>
+          <w:szCs w:val="24"/>
+          <w:lang w:val="es-ES"/>
+        </w:rPr>
+        <w:t>itan</w:t>
+      </w:r>
+      <w:proofErr w:type="spellEnd"/>
+      <w:r>
+        <w:rPr>
+          <w:b/>
+          <w:bCs/>
+          <w:sz w:val="24"/>
+          <w:szCs w:val="24"/>
+          <w:lang w:val="es-ES"/>
+        </w:rPr>
+        <w:t xml:space="preserve">, </w:t>
+      </w:r>
+      <w:r>
+        <w:rPr>
+          <w:b/>
+          <w:bCs/>
+          <w:sz w:val="24"/>
+          <w:szCs w:val="24"/>
+          <w:lang w:val="es-ES"/>
+        </w:rPr>
         <w:t>Quetzaltenango, 10 de octubre de 2025</w:t>
       </w:r>
     </w:p>
     <w:p>
       <w:pPr>
-        <w:rPr>
-          <w:b/>
-          <w:bCs/>
-        </w:rPr>
-      </w:pPr>
-      <w:r>
-        <w:rPr>
-          <w:b/>
-          <w:bCs/>
+        <w:spacing w:after="0" w:line="240" w:lineRule="auto"/>
+        <w:rPr>
+          <w:b/>
+          <w:bCs/>
+          <w:sz w:val="24"/>
+          <w:szCs w:val="24"/>
+        </w:rPr>
+      </w:pPr>
+    </w:p>
+    <w:p>
+      <w:pPr>
+        <w:spacing w:after="0" w:line="240" w:lineRule="auto"/>
+        <w:rPr>
+          <w:b/>
+          <w:bCs/>
+          <w:sz w:val="24"/>
+          <w:szCs w:val="24"/>
+        </w:rPr>
+      </w:pPr>
+      <w:r>
+        <w:rPr>
+          <w:b/>
+          <w:bCs/>
+          <w:sz w:val="24"/>
+          <w:szCs w:val="24"/>
         </w:rPr>
         <w:t xml:space="preserve">Ing. José Ricardo Mérida López </w:t>
       </w:r>
     </w:p>
     <w:p>
       <w:pPr>
-        <w:rPr>
-          <w:b/>
-          <w:bCs/>
-        </w:rPr>
-      </w:pPr>
-      <w:r>
-        <w:rPr>
-          <w:b/>
-          <w:bCs/>
+        <w:spacing w:after="0" w:line="240" w:lineRule="auto"/>
+        <w:rPr>
+          <w:b/>
+          <w:bCs/>
+          <w:sz w:val="24"/>
+          <w:szCs w:val="24"/>
+        </w:rPr>
+      </w:pPr>
+      <w:r>
+        <w:rPr>
+          <w:b/>
+          <w:bCs/>
+          <w:sz w:val="24"/>
+          <w:szCs w:val="24"/>
         </w:rPr>
         <w:t>Docente de Prácticas Finales Ingeniería Civil</w:t>
       </w:r>
     </w:p>
     <w:p>
       <w:pPr>
-        <w:rPr>
-          <w:b/>
-          <w:bCs/>
-        </w:rPr>
-      </w:pPr>
-      <w:r>
-        <w:rPr>
-          <w:b/>
-          <w:bCs/>
+        <w:spacing w:after="0" w:line="240" w:lineRule="auto"/>
+        <w:rPr>
+          <w:b/>
+          <w:bCs/>
+          <w:sz w:val="24"/>
+          <w:szCs w:val="24"/>
+        </w:rPr>
+      </w:pPr>
+      <w:r>
+        <w:rPr>
+          <w:b/>
+          <w:bCs/>
+          <w:sz w:val="24"/>
+          <w:szCs w:val="24"/>
         </w:rPr>
         <w:t>Universidad de San Carlos de Guatemala</w:t>
       </w:r>
     </w:p>
     <w:p>
       <w:pPr>
-        <w:rPr>
-          <w:b/>
-          <w:bCs/>
-        </w:rPr>
-      </w:pPr>
-      <w:r>
-        <w:rPr>
-          <w:b/>
-          <w:bCs/>
+        <w:spacing w:after="0" w:line="240" w:lineRule="auto"/>
+        <w:rPr>
+          <w:b/>
+          <w:bCs/>
+          <w:sz w:val="24"/>
+          <w:szCs w:val="24"/>
+        </w:rPr>
+      </w:pPr>
+      <w:r>
+        <w:rPr>
+          <w:b/>
+          <w:bCs/>
+          <w:sz w:val="24"/>
+          <w:szCs w:val="24"/>
         </w:rPr>
         <w:t xml:space="preserve">Centro Universitario de Occidente </w:t>
       </w:r>
     </w:p>
-    <w:p/>
-    <w:p>
-      <w:r>
+    <w:p>
+      <w:pPr>
+        <w:rPr>
+          <w:sz w:val="24"/>
+          <w:szCs w:val="24"/>
+        </w:rPr>
+      </w:pPr>
+    </w:p>
+    <w:p>
+      <w:pPr>
+        <w:rPr>
+          <w:sz w:val="24"/>
+          <w:szCs w:val="24"/>
+        </w:rPr>
+      </w:pPr>
+      <w:r>
+        <w:rPr>
+          <w:b/>
+          <w:bCs/>
+          <w:sz w:val="24"/>
+          <w:szCs w:val="24"/>
+        </w:rPr>
         <w:t xml:space="preserve">Respetable Ingeniero José </w:t>
       </w:r>
       <w:r>
+        <w:rPr>
+          <w:b/>
+          <w:bCs/>
+          <w:sz w:val="24"/>
+          <w:szCs w:val="24"/>
+        </w:rPr>
         <w:t xml:space="preserve">Ricardo </w:t>
       </w:r>
       <w:r>
+        <w:rPr>
+          <w:b/>
+          <w:bCs/>
+          <w:sz w:val="24"/>
+          <w:szCs w:val="24"/>
+        </w:rPr>
         <w:t>Mérida</w:t>
       </w:r>
       <w:r>
-        <w:t xml:space="preserve"> López.</w:t>
-      </w:r>
-    </w:p>
-    <w:p>
-      <w:r>
+        <w:rPr>
+          <w:b/>
+          <w:bCs/>
+          <w:sz w:val="24"/>
+          <w:szCs w:val="24"/>
+        </w:rPr>
+        <w:t xml:space="preserve"> López</w:t>
+      </w:r>
+      <w:r>
+        <w:rPr>
+          <w:sz w:val="24"/>
+          <w:szCs w:val="24"/>
+        </w:rPr>
+        <w:t>.</w:t>
+      </w:r>
+    </w:p>
+    <w:p>
+      <w:pPr>
+        <w:rPr>
+          <w:sz w:val="24"/>
+          <w:szCs w:val="24"/>
+        </w:rPr>
+      </w:pPr>
+      <w:r>
+        <w:rPr>
+          <w:sz w:val="24"/>
+          <w:szCs w:val="24"/>
+        </w:rPr>
         <w:t>Por este medio</w:t>
       </w:r>
       <w:r>
+        <w:rPr>
+          <w:sz w:val="24"/>
+          <w:szCs w:val="24"/>
+        </w:rPr>
         <w:t xml:space="preserve">, </w:t>
       </w:r>
       <w:r>
+        <w:rPr>
+          <w:sz w:val="24"/>
+          <w:szCs w:val="24"/>
+        </w:rPr>
         <w:t>Construcción e Ingeniería S.A. (C</w:t>
       </w:r>
       <w:r>
+        <w:rPr>
+          <w:sz w:val="24"/>
+          <w:szCs w:val="24"/>
+        </w:rPr>
         <w:t>ONESA</w:t>
       </w:r>
+      <w:r>
+        <w:rPr>
+          <w:sz w:val="24"/>
+          <w:szCs w:val="24"/>
+        </w:rPr>
+        <w:t>), hace</w:t>
+      </w:r>
+      <w:r>
+        <w:rPr>
+          <w:sz w:val="24"/>
+          <w:szCs w:val="24"/>
+        </w:rPr>
+        <w:t xml:space="preserve"> constar que el estudiant</w:t>
+      </w:r>
+      <w:r>
+        <w:rPr>
+          <w:sz w:val="24"/>
+          <w:szCs w:val="24"/>
+        </w:rPr>
+        <w:t xml:space="preserve">e </w:t>
+      </w:r>
+      <w:r>
+        <w:rPr>
+          <w:b/>
+          <w:bCs/>
+          <w:sz w:val="24"/>
+          <w:szCs w:val="24"/>
+        </w:rPr>
+        <w:t>Marlon Ivan Carreto Rivera</w:t>
+      </w:r>
+      <w:r>
+        <w:rPr>
+          <w:sz w:val="24"/>
+          <w:szCs w:val="24"/>
+        </w:rPr>
+        <w:t xml:space="preserve"> </w:t>
+      </w:r>
+      <w:r>
+        <w:rPr>
+          <w:sz w:val="24"/>
+          <w:szCs w:val="24"/>
+        </w:rPr>
+        <w:t>realizó su Práctica Aplicada en esta entidad, cumpliendo satisfactoriamente más de trescientas (300) horas.</w:t>
+      </w:r>
+    </w:p>
+    <w:p>
+      <w:pPr>
+        <w:rPr>
+          <w:sz w:val="24"/>
+          <w:szCs w:val="24"/>
+        </w:rPr>
+      </w:pPr>
+      <w:r>
+        <w:rPr>
+          <w:sz w:val="24"/>
+          <w:szCs w:val="24"/>
+        </w:rPr>
+        <w:t xml:space="preserve">El periodo de práctica comprendió del </w:t>
+      </w:r>
+      <w:r>
+        <w:rPr>
+          <w:sz w:val="24"/>
+          <w:szCs w:val="24"/>
+        </w:rPr>
+        <w:t>28</w:t>
+      </w:r>
+      <w:r>
+        <w:rPr>
+          <w:sz w:val="24"/>
+          <w:szCs w:val="24"/>
+        </w:rPr>
+        <w:t xml:space="preserve"> de julio al </w:t>
+      </w:r>
+      <w:r>
+        <w:rPr>
+          <w:sz w:val="24"/>
+          <w:szCs w:val="24"/>
+        </w:rPr>
+        <w:t>27</w:t>
+      </w:r>
+      <w:r>
+        <w:rPr>
+          <w:sz w:val="24"/>
+          <w:szCs w:val="24"/>
+        </w:rPr>
+        <w:t xml:space="preserve"> de septiembre de 2025. Durante dicho lapso, el estudiante mostró excelente desempeño, responsabilidad y cumplimiento de las actividades y objetivos establecidos para su formación práctica.</w:t>
+      </w:r>
+    </w:p>
+    <w:p>
+      <w:pPr>
+        <w:rPr>
+          <w:sz w:val="24"/>
+          <w:szCs w:val="24"/>
+        </w:rPr>
+      </w:pPr>
+      <w:r>
+        <w:rPr>
+          <w:sz w:val="24"/>
+          <w:szCs w:val="24"/>
+        </w:rPr>
+        <w:t>En virtud de lo anterior, se da por concluida la práctica aplicada de manera exitosa, y se extiende el presente finiquito como constancia del cumplimiento de horas y responsabilidades contempladas en el programa.</w:t>
+      </w:r>
+    </w:p>
+    <w:p>
+      <w:pPr>
+        <w:rPr>
+          <w:sz w:val="24"/>
+          <w:szCs w:val="24"/>
+        </w:rPr>
+      </w:pPr>
+      <w:r>
+        <w:rPr>
+          <w:sz w:val="24"/>
+          <w:szCs w:val="24"/>
+        </w:rPr>
+        <w:t>Agradeciendo la atención a la presente me suscribo deseándole éxitos en todas sus labores.</w:t>
+      </w:r>
+    </w:p>
+    <w:p>
+      <w:pPr>
+        <w:rPr>
+          <w:b/>
+          <w:bCs/>
+          <w:sz w:val="24"/>
+          <w:szCs w:val="24"/>
+        </w:rPr>
+      </w:pPr>
+      <w:r>
+        <w:rPr>
+          <w:sz w:val="24"/>
+          <w:szCs w:val="24"/>
+        </w:rPr>
+        <w:t>Atentamente</w:t>
+      </w:r>
+      <w:r>
+        <w:rPr>
+          <w:sz w:val="24"/>
+          <w:szCs w:val="24"/>
+        </w:rPr>
+        <w:t>:</w:t>
+      </w:r>
+    </w:p>
+    <w:p>
+      <w:pPr>
+        <w:rPr>
+          <w:b/>
+          <w:bCs/>
+          <w:sz w:val="24"/>
+          <w:szCs w:val="24"/>
+        </w:rPr>
+      </w:pPr>
+    </w:p>
+    <w:p>
+      <w:pPr>
+        <w:rPr>
+          <w:b/>
+          <w:bCs/>
+          <w:sz w:val="24"/>
+          <w:szCs w:val="24"/>
+        </w:rPr>
+      </w:pPr>
+    </w:p>
+    <w:p>
+      <w:pPr>
+        <w:spacing w:after="0" w:line="240" w:lineRule="auto"/>
+        <w:jc w:val="center"/>
+        <w:rPr>
+          <w:b/>
+          <w:bCs/>
+          <w:sz w:val="24"/>
+          <w:szCs w:val="24"/>
+        </w:rPr>
+      </w:pPr>
+      <w:r>
+        <w:rPr>
+          <w:b/>
+          <w:bCs/>
+          <w:sz w:val="24"/>
+          <w:szCs w:val="24"/>
+        </w:rPr>
+        <w:t xml:space="preserve">David Eduardo </w:t>
+      </w:r>
+      <w:proofErr w:type="spellStart"/>
+      <w:r>
+        <w:rPr>
+          <w:b/>
+          <w:bCs/>
+          <w:sz w:val="24"/>
+          <w:szCs w:val="24"/>
+        </w:rPr>
+        <w:t>Choxóm</w:t>
+      </w:r>
+      <w:proofErr w:type="spellEnd"/>
+      <w:r>
+        <w:rPr>
+          <w:b/>
+          <w:bCs/>
+          <w:sz w:val="24"/>
+          <w:szCs w:val="24"/>
+        </w:rPr>
+        <w:t xml:space="preserve"> </w:t>
+      </w:r>
+      <w:proofErr w:type="spellStart"/>
+      <w:r>
+        <w:rPr>
+          <w:b/>
+          <w:bCs/>
+          <w:sz w:val="24"/>
+          <w:szCs w:val="24"/>
+        </w:rPr>
+        <w:t>Limatuj</w:t>
+      </w:r>
+      <w:proofErr w:type="spellEnd"/>
+    </w:p>
+    <w:p>
+      <w:pPr>
+        <w:spacing w:after="0" w:line="240" w:lineRule="auto"/>
+        <w:jc w:val="center"/>
+        <w:rPr>
+          <w:b/>
+          <w:bCs/>
+          <w:sz w:val="24"/>
+          <w:szCs w:val="24"/>
+        </w:rPr>
+      </w:pPr>
+      <w:r>
+        <w:rPr>
+          <w:b/>
+          <w:bCs/>
+          <w:sz w:val="24"/>
+          <w:szCs w:val="24"/>
+        </w:rPr>
+        <w:t>Gerente Administrativo</w:t>
+      </w:r>
+    </w:p>
+    <w:p>
+      <w:pPr>
+        <w:spacing w:after="0" w:line="240" w:lineRule="auto"/>
+        <w:jc w:val="center"/>
+        <w:rPr>
+          <w:b/>
+          <w:bCs/>
+          <w:sz w:val="24"/>
+          <w:szCs w:val="24"/>
+        </w:rPr>
+      </w:pPr>
+      <w:r>
+        <w:rPr>
+          <w:b/>
+          <w:bCs/>
+          <w:sz w:val="24"/>
+          <w:szCs w:val="24"/>
+        </w:rPr>
+        <w:t>Ingeniero Civil</w:t>
+      </w:r>
+    </w:p>
+    <w:p>
+      <w:pPr>
+        <w:spacing w:after="0" w:line="240" w:lineRule="auto"/>
+        <w:jc w:val="center"/>
+        <w:rPr>
+          <w:b/>
+          <w:bCs/>
+          <w:sz w:val="24"/>
+          <w:szCs w:val="24"/>
+        </w:rPr>
+      </w:pPr>
+      <w:r>
+        <w:rPr>
+          <w:b/>
+          <w:bCs/>
+          <w:sz w:val="24"/>
+          <w:szCs w:val="24"/>
+        </w:rPr>
+        <w:t>Colegiado No. 23,322</w:t>
+      </w:r>
+    </w:p>
+    <w:p>
+      <w:pPr>
+        <w:jc w:val="center"/>
+        <w:rPr>
+          <w:b/>
+          <w:bCs/>
+          <w:sz w:val="24"/>
+          <w:szCs w:val="24"/>
+        </w:rPr>
+      </w:pPr>
+    </w:p>
+    <w:p>
+      <w:pPr>
+        <w:jc w:val="center"/>
+        <w:rPr>
+          <w:b/>
+          <w:bCs/>
+          <w:sz w:val="24"/>
+          <w:szCs w:val="24"/>
+        </w:rPr>
+      </w:pPr>
+    </w:p>
+    <w:p>
+      <w:pPr>
+        <w:spacing w:after="0"/>
+        <w:jc w:val="center"/>
+        <w:rPr>
+          <w:b/>
+          <w:bCs/>
+          <w:sz w:val="24"/>
+          <w:szCs w:val="24"/>
+        </w:rPr>
+      </w:pPr>
+      <w:r>
+        <w:rPr>
+          <w:b/>
+          <w:bCs/>
+          <w:sz w:val="24"/>
+          <w:szCs w:val="24"/>
+        </w:rPr>
+        <w:t xml:space="preserve">Zona 5, </w:t>
+      </w:r>
+      <w:proofErr w:type="spellStart"/>
+      <w:r>
+        <w:rPr>
+          <w:b/>
+          <w:bCs/>
+          <w:sz w:val="24"/>
+          <w:szCs w:val="24"/>
+        </w:rPr>
+        <w:t>Chichiguitan</w:t>
+      </w:r>
+      <w:proofErr w:type="spellEnd"/>
+      <w:r>
+        <w:rPr>
+          <w:b/>
+          <w:bCs/>
+          <w:sz w:val="24"/>
+          <w:szCs w:val="24"/>
+        </w:rPr>
+        <w:t>, Quetzaltenango, Guatemala</w:t>
+      </w:r>
+    </w:p>
+    <w:p>
+      <w:pPr>
+        <w:spacing w:after="0"/>
+        <w:jc w:val="center"/>
+        <w:rPr>
+          <w:b/>
+          <w:bCs/>
+          <w:sz w:val="24"/>
+          <w:szCs w:val="24"/>
+        </w:rPr>
+      </w:pPr>
+      <w:r>
+        <w:rPr>
+          <w:b/>
+          <w:bCs/>
+          <w:sz w:val="24"/>
+          <w:szCs w:val="24"/>
+        </w:rPr>
+        <w:t xml:space="preserve">E-mail: </w:t>
+      </w:r>
+      <w:proofErr w:type="spellStart"/>
       <w:proofErr w:type="gramStart"/>
       <w:r>
-        <w:t xml:space="preserve">), </w:t>
-      </w:r>
-      <w:r>
-        <w:t xml:space="preserve"> hace</w:t>
+        <w:rPr>
+          <w:b/>
+          <w:bCs/>
+          <w:sz w:val="24"/>
+          <w:szCs w:val="24"/>
+        </w:rPr>
+        <w:t>constconesa</w:t>
+      </w:r>
+      <w:proofErr w:type="spellEnd"/>
+      <w:r>
+        <w:rPr>
+          <w:b/>
+          <w:bCs/>
+          <w:sz w:val="24"/>
+          <w:szCs w:val="24"/>
+        </w:rPr>
+        <w:t>,@</w:t>
       </w:r>
       <w:proofErr w:type="gramEnd"/>
       <w:r>
-        <w:t xml:space="preserve"> constar que el estudiant</w:t>
-      </w:r>
-      <w:r>
-        <w:t xml:space="preserve">e </w:t>
-      </w:r>
-      <w:r>
-        <w:rPr>
-          <w:b/>
-          <w:bCs/>
-        </w:rPr>
-        <w:t>Marlon Ivan Carreto Rivera</w:t>
-      </w:r>
-      <w:r>
-        <w:t xml:space="preserve"> </w:t>
-      </w:r>
-      <w:r>
-        <w:t>realizó su Práctica Aplicada en esta entidad, cumpliendo satisfactoriamente más de trescientas (300) horas.</w:t>
-      </w:r>
-    </w:p>
-    <w:p>
-      <w:r>
-        <w:t xml:space="preserve">El periodo de práctica comprendió del </w:t>
-      </w:r>
-      <w:r>
-        <w:t>28</w:t>
-      </w:r>
-      <w:r>
-        <w:t xml:space="preserve"> de julio al </w:t>
-      </w:r>
-      <w:r>
-        <w:t>27</w:t>
-      </w:r>
-      <w:r>
-        <w:t xml:space="preserve"> de septiembre de 2025. Durante dicho lapso, el estudiante mostró excelente desempeño, responsabilidad y cumplimiento de las actividades y objetivos establecidos para su formación práctica.</w:t>
-      </w:r>
-    </w:p>
-    <w:p>
-      <w:r>
-        <w:t>En virtud de lo anterior, se da por concluida la práctica aplicada de manera exitosa, y se extiende el presente finiquito como constancia del cumplimiento de horas y responsabilidades contempladas en el programa.</w:t>
-      </w:r>
-    </w:p>
-    <w:p>
-      <w:r>
-        <w:t>En [Ciudad], a los [día] de [mes] de 2025.</w:t>
-      </w:r>
-    </w:p>
-    <w:p>
-      <w:pPr>
-        <w:rPr>
-          <w:b/>
-          <w:bCs/>
-        </w:rPr>
-      </w:pPr>
-    </w:p>
-    <w:p>
-      <w:pPr>
-        <w:rPr>
-          <w:b/>
-          <w:bCs/>
-        </w:rPr>
-      </w:pPr>
-    </w:p>
-    <w:p>
-      <w:pPr>
-        <w:rPr>
-          <w:b/>
-          <w:bCs/>
-        </w:rPr>
-      </w:pPr>
-    </w:p>
-    <w:p/>
-    <w:p>
-      <w:r>
-        <w:t xml:space="preserve"> Por medio de la presente, hacemos constar que el estudiante </w:t>
-      </w:r>
-      <w:r>
-        <w:rPr>
-          <w:b/>
-          <w:bCs/>
-        </w:rPr>
-        <w:t>BRYANT FERNANDO RALAC ITZEP</w:t>
-      </w:r>
-      <w:r>
-        <w:t xml:space="preserve">, realizó su Práctica Aplicada en esta constructora, cumpliendo con un total de más de 300 horas de práctica. </w:t>
-      </w:r>
-    </w:p>
-    <w:p>
-      <w:r>
-        <w:t xml:space="preserve">El período de las prácticas abarcó desde el 25 de julio hasta el 26 de septiembre de 2025. Durante este tiempo, el estudiante demostró un excelente desempeño en las actividades y tareas asignadas, cumpliendo satisfactoriamente con los objetivos establecidos para su formación práctica. </w:t>
-      </w:r>
-    </w:p>
-    <w:p>
-      <w:pPr>
-        <w:rPr>
+        <w:rPr>
+          <w:b/>
+          <w:bCs/>
+          <w:sz w:val="24"/>
+          <w:szCs w:val="24"/>
+        </w:rPr>
+        <w:t>yahoo.com Tel: 22959608</w:t>
+      </w:r>
+    </w:p>
+    <w:p>
+      <w:pPr>
+        <w:jc w:val="center"/>
+        <w:rPr>
+          <w:b/>
+          <w:bCs/>
+          <w:sz w:val="24"/>
+          <w:szCs w:val="24"/>
+        </w:rPr>
+      </w:pPr>
+    </w:p>
+    <w:p>
+      <w:pPr>
+        <w:rPr>
+          <w:sz w:val="24"/>
+          <w:szCs w:val="24"/>
           <w:lang w:val="es-ES"/>
         </w:rPr>
       </w:pPr>
-      <w:r>
-        <w:t>Por lo tanto, se da por concluida la práctica aplicada de manera exitosa, y se le expide este finiquito como constancia del cumplimiento de las horas y responsabilidades establecidas en el programa.</w:t>
-      </w:r>
     </w:p>
     <w:sectPr>
       <w:pgSz w:w="12240" w:h="15840"/>
